--- a/templates/lease-agreement-template.docx
+++ b/templates/lease-agreement-template.docx
@@ -6756,18 +6756,33 @@
           <w:jc w:val="center"/>
         </w:pPr>
         <w:r>
+          <w:rPr>
+            <w:rFonts w:ascii="Times New Roman" w:hAnsi="Times New Roman" w:cs="Times New Roman"/>
+          </w:rPr>
           <w:fldChar w:fldCharType="begin"/>
         </w:r>
         <w:r>
+          <w:rPr>
+            <w:rFonts w:ascii="Times New Roman" w:hAnsi="Times New Roman" w:cs="Times New Roman"/>
+          </w:rPr>
           <w:instrText xml:space="preserve"> PAGE   \* MERGEFORMAT </w:instrText>
         </w:r>
         <w:r>
+          <w:rPr>
+            <w:rFonts w:ascii="Times New Roman" w:hAnsi="Times New Roman" w:cs="Times New Roman"/>
+          </w:rPr>
           <w:fldChar w:fldCharType="separate"/>
         </w:r>
         <w:r>
+          <w:rPr>
+            <w:rFonts w:ascii="Times New Roman" w:hAnsi="Times New Roman" w:cs="Times New Roman"/>
+          </w:rPr>
           <w:t>2</w:t>
         </w:r>
         <w:r>
+          <w:rPr>
+            <w:rFonts w:ascii="Times New Roman" w:hAnsi="Times New Roman" w:cs="Times New Roman"/>
+          </w:rPr>
           <w:fldChar w:fldCharType="end"/>
         </w:r>
       </w:p>
@@ -6810,18 +6825,33 @@
           <w:jc w:val="center"/>
         </w:pPr>
         <w:r>
+          <w:rPr>
+            <w:rFonts w:ascii="Times New Roman" w:hAnsi="Times New Roman" w:cs="Times New Roman"/>
+          </w:rPr>
           <w:fldChar w:fldCharType="begin"/>
         </w:r>
         <w:r>
+          <w:rPr>
+            <w:rFonts w:ascii="Times New Roman" w:hAnsi="Times New Roman" w:cs="Times New Roman"/>
+          </w:rPr>
           <w:instrText xml:space="preserve"> PAGE   \* MERGEFORMAT </w:instrText>
         </w:r>
         <w:r>
+          <w:rPr>
+            <w:rFonts w:ascii="Times New Roman" w:hAnsi="Times New Roman" w:cs="Times New Roman"/>
+          </w:rPr>
           <w:fldChar w:fldCharType="separate"/>
         </w:r>
         <w:r>
+          <w:rPr>
+            <w:rFonts w:ascii="Times New Roman" w:hAnsi="Times New Roman" w:cs="Times New Roman"/>
+          </w:rPr>
           <w:t>2</w:t>
         </w:r>
         <w:r>
+          <w:rPr>
+            <w:rFonts w:ascii="Times New Roman" w:hAnsi="Times New Roman" w:cs="Times New Roman"/>
+          </w:rPr>
           <w:fldChar w:fldCharType="end"/>
         </w:r>
       </w:p>

--- a/templates/lease-agreement-template.docx
+++ b/templates/lease-agreement-template.docx
@@ -5129,107 +5129,7 @@
           <w:sz w:val="24"/>
           <w:szCs w:val="24"/>
         </w:rPr>
-        <w:t>New carpet tiles located in the 5 private offices</w:t>
-      </w:r>
-    </w:p>
-    <w:p>
-      <w:pPr>
-        <w:pStyle w:val="34"/>
-        <w:numPr>
-          <w:ilvl w:val="0"/>
-          <w:numId w:val="5"/>
-        </w:numPr>
-        <w:jc w:val="left"/>
-        <w:rPr>
-          <w:rFonts w:ascii="Times New Roman" w:hAnsi="Times New Roman" w:cs="Times New Roman"/>
-          <w:color w:val="000000"/>
-          <w:sz w:val="24"/>
-          <w:szCs w:val="24"/>
-        </w:rPr>
-      </w:pPr>
-      <w:r>
-        <w:rPr>
-          <w:rFonts w:ascii="Times New Roman" w:hAnsi="Times New Roman" w:cs="Times New Roman"/>
-          <w:color w:val="000000"/>
-          <w:sz w:val="24"/>
-          <w:szCs w:val="24"/>
-        </w:rPr>
-        <w:t xml:space="preserve">Existing cabinets moved to the wall just inside the entrance door and adjacent to the first of the 5 private offices </w:t>
-      </w:r>
-    </w:p>
-    <w:p>
-      <w:pPr>
-        <w:pStyle w:val="34"/>
-        <w:numPr>
-          <w:ilvl w:val="0"/>
-          <w:numId w:val="5"/>
-        </w:numPr>
-        <w:jc w:val="left"/>
-        <w:rPr>
-          <w:rFonts w:ascii="Times New Roman" w:hAnsi="Times New Roman" w:cs="Times New Roman"/>
-          <w:color w:val="000000"/>
-          <w:sz w:val="24"/>
-          <w:szCs w:val="24"/>
-        </w:rPr>
-      </w:pPr>
-      <w:r>
-        <w:rPr>
-          <w:rFonts w:ascii="Times New Roman" w:hAnsi="Times New Roman" w:cs="Times New Roman"/>
-          <w:color w:val="000000"/>
-          <w:sz w:val="24"/>
-          <w:szCs w:val="24"/>
-        </w:rPr>
-        <w:t xml:space="preserve">Kitchen added with new kitchen counters, cabinets above and below the countertops, a sink, and an area for a full size refrigerator </w:t>
-      </w:r>
-    </w:p>
-    <w:p>
-      <w:pPr>
-        <w:pStyle w:val="34"/>
-        <w:numPr>
-          <w:ilvl w:val="0"/>
-          <w:numId w:val="5"/>
-        </w:numPr>
-        <w:jc w:val="left"/>
-        <w:rPr>
-          <w:rFonts w:ascii="Times New Roman" w:hAnsi="Times New Roman" w:cs="Times New Roman"/>
-          <w:color w:val="000000"/>
-          <w:sz w:val="24"/>
-          <w:szCs w:val="24"/>
-        </w:rPr>
-      </w:pPr>
-      <w:r>
-        <w:rPr>
-          <w:rFonts w:ascii="Times New Roman" w:hAnsi="Times New Roman" w:cs="Times New Roman"/>
-          <w:color w:val="000000"/>
-          <w:sz w:val="24"/>
-          <w:szCs w:val="24"/>
-        </w:rPr>
-        <w:t>Glass storefront for entrance of the space</w:t>
-      </w:r>
-    </w:p>
-    <w:p>
-      <w:pPr>
-        <w:pStyle w:val="34"/>
-        <w:numPr>
-          <w:ilvl w:val="0"/>
-          <w:numId w:val="5"/>
-        </w:numPr>
-        <w:jc w:val="left"/>
-        <w:rPr>
-          <w:rFonts w:ascii="Times New Roman" w:hAnsi="Times New Roman" w:cs="Times New Roman"/>
-          <w:color w:val="000000"/>
-          <w:sz w:val="24"/>
-          <w:szCs w:val="24"/>
-        </w:rPr>
-      </w:pPr>
-      <w:r>
-        <w:rPr>
-          <w:rFonts w:ascii="Times New Roman" w:hAnsi="Times New Roman" w:cs="Times New Roman"/>
-          <w:color w:val="000000"/>
-          <w:sz w:val="24"/>
-          <w:szCs w:val="24"/>
-        </w:rPr>
-        <w:t>Demising Walls added to as per design in Exhibit B</w:t>
+        <w:t>{tenantImprovementDetails}</w:t>
       </w:r>
     </w:p>
     <w:p>
